--- a/บทถ่ายทำคลิปการสอน_ซูโดกุ_ป5.docx
+++ b/บทถ่ายทำคลิปการสอน_ซูโดกุ_ป5.docx
@@ -161,7 +161,7 @@
           <w:sz w:val="28"/>
           <w:szCs w:val="28"/>
         </w:rPr>
-        <w:t xml:space="preserve">ช่วงแนะนำตัว บริบทปัญหา และการริเริ่มพัฒนานวัตกรรม อยู่ใน “คลิปแรงบันดาลใจ” แยกต่างหาก — คลิปนี้เน้นการจัดการเรียนรู้ในคาบล้วน</w:t>
+        <w:t xml:space="preserve">ช่วงแนะนำตัว บริบทปัญหา และการริเริ่มพัฒนาระบบเกมมิฟิเคชันเพื่อการเรียนรู้ FlowQuest อยู่ใน “คลิปแรงบันดาลใจ” แยกต่างหาก — คลิปนี้เน้นการจัดการเรียนรู้ในคาบล้วน</w:t>
       </w:r>
     </w:p>
     <w:p>
@@ -3151,7 +3151,7 @@
                 <w:sz w:val="28"/>
                 <w:szCs w:val="28"/>
               </w:rPr>
-              <w:t xml:space="preserve">“ทำแบบทดสอบท้ายคาบบนกระดานระดมความคิดนะ ตอบ 3 คำถามด้วยความคิดของตัวเอง ทุกคนเห็นเฉพาะคำตอบของตนเอง”</w:t>
+              <w:t>“ทำแบบทดสอบท้ายชั่วโมงบนกระดานระดมความคิดนะ ตอบ 3 คำถามด้วยความคิดของตัวเอง ทุกคนเห็นเฉพาะคำตอบของตนเอง”</w:t>
             </w:r>
           </w:p>
           <w:p>
@@ -3609,7 +3609,7 @@
           <w:sz w:val="28"/>
           <w:szCs w:val="28"/>
         </w:rPr>
-        <w:t xml:space="preserve">บันทึกหน้าจอ FlowQuest คู่ขนาน แล้วนำมาซ้อน (Picture-in-Picture) ในจังหวะที่นักเรียนโต้ตอบกับระบบ เพื่อให้เห็นนวัตกรรมทำงานจริง</w:t>
+        <w:t xml:space="preserve">บันทึกหน้าจอ FlowQuest คู่ขนาน แล้วนำมาซ้อน (Picture-in-Picture) ในจังหวะที่นักเรียนโต้ตอบกับระบบ เพื่อให้เห็นระบบทำงานจริง</w:t>
       </w:r>
     </w:p>
     <w:p>
